--- a/PP-salygos/templates/PRIEDAI_LT_KONFIDENCIALUMAS.docx
+++ b/PP-salygos/templates/PRIEDAI_LT_KONFIDENCIALUMAS.docx
@@ -308,7 +308,7 @@
           <w:szCs w:val="20"/>
           <w:lang w:val="lt-LT" w:eastAsia="ru-RU"/>
         </w:rPr>
-        <w:t>/ĮMONĖS PAVADINIMAS/</w:t>
+        <w:t>ĮMONĖS PAVADINIMAS</w:t>
       </w:r>
       <w:r>
         <w:rPr>
@@ -973,36 +973,18 @@
         </w:rPr>
         <w:t xml:space="preserve">Informacijos gavėjas įsipareigoja informuoti Bendrovę elektroniniu paštu </w:t>
       </w:r>
-      <w:r>
-        <w:rPr>
-          <w:rFonts w:ascii="Nunito Sans" w:eastAsia="Nunito Sans" w:hAnsi="Nunito Sans"/>
-          <w:color w:val="00A071"/>
-          <w:sz w:val="18"/>
-          <w:u w:val="single"/>
-          <w:lang w:val="lt-LT"/>
-        </w:rPr>
-        <w:t>incidentai@</w:t>
-      </w:r>
-      <w:r>
-        <w:rPr>
-          <w:rFonts w:ascii="Nunito Sans" w:eastAsia="Nunito Sans" w:hAnsi="Nunito Sans"/>
-          <w:color w:val="00A071"/>
-          <w:sz w:val="18"/>
-          <w:u w:val="single"/>
-          <w:lang w:val="lt-LT"/>
-        </w:rPr>
-        <w:t>/imonespavadinimas/</w:t>
-      </w:r>
-      <w:r>
-        <w:rPr>
-          <w:rFonts w:ascii="Nunito Sans" w:eastAsia="Nunito Sans" w:hAnsi="Nunito Sans"/>
-          <w:color w:val="00A071"/>
-          <w:sz w:val="18"/>
-          <w:u w:val="single"/>
-          <w:lang w:val="lt-LT"/>
-        </w:rPr>
-        <w:t>.eu</w:t>
-      </w:r>
+      <w:hyperlink r:id="rId8" w:history="1">
+        <w:r>
+          <w:rPr>
+            <w:rFonts w:ascii="Nunito Sans" w:eastAsia="Nunito Sans" w:hAnsi="Nunito Sans"/>
+            <w:color w:val="00A071"/>
+            <w:sz w:val="18"/>
+            <w:u w:val="single"/>
+            <w:lang w:val="lt-LT"/>
+          </w:rPr>
+          <w:t>incidentai@litgrid.eu</w:t>
+        </w:r>
+      </w:hyperlink>
       <w:r>
         <w:rPr>
           <w:rFonts w:ascii="Nunito Sans" w:eastAsia="Nunito Sans" w:hAnsi="Nunito Sans"/>
@@ -1970,6 +1952,10 @@
       </w:r>
     </w:p>
     <w:sectPr>
+      <w:headerReference w:type="default" r:id="rId9"/>
+      <w:footerReference w:type="default" r:id="rId10"/>
+      <w:headerReference w:type="first" r:id="rId11"/>
+      <w:footerReference w:type="first" r:id="rId12"/>
       <w:pgSz w:w="11909" w:h="16834" w:code="9"/>
       <w:pgMar w:top="2268" w:right="567" w:bottom="1134" w:left="1701" w:header="791" w:footer="244" w:gutter="0"/>
       <w:cols w:space="1296"/>
@@ -1999,6 +1985,119 @@
 </w:endnotes>
 </file>
 
+<file path=word/footer1.xml><?xml version="1.0" encoding="utf-8"?>
+<w:ftr xmlns:wpc="http://schemas.microsoft.com/office/word/2010/wordprocessingCanvas" xmlns:cx="http://schemas.microsoft.com/office/drawing/2014/chartex" xmlns:cx1="http://schemas.microsoft.com/office/drawing/2015/9/8/chartex" xmlns:cx2="http://schemas.microsoft.com/office/drawing/2015/10/21/chartex" xmlns:cx3="http://schemas.microsoft.com/office/drawing/2016/5/9/chartex" xmlns:cx4="http://schemas.microsoft.com/office/drawing/2016/5/10/chartex" xmlns:cx5="http://schemas.microsoft.com/office/drawing/2016/5/11/chartex" xmlns:cx6="http://schemas.microsoft.com/office/drawing/2016/5/12/chartex" xmlns:cx7="http://schemas.microsoft.com/office/drawing/2016/5/13/chartex" xmlns:cx8="http://schemas.microsoft.com/office/drawing/2016/5/14/chartex" xmlns:mc="http://schemas.openxmlformats.org/markup-compatibility/2006" xmlns:aink="http://schemas.microsoft.com/office/drawing/2016/ink" xmlns:am3d="http://schemas.microsoft.com/office/drawing/2017/model3d" xmlns:o="urn:schemas-microsoft-com:office:office" xmlns:oel="http://schemas.microsoft.com/office/2019/extlst" xmlns:r="http://schemas.openxmlformats.org/officeDocument/2006/relationships" xmlns:m="http://schemas.openxmlformats.org/officeDocument/2006/math" xmlns:v="urn:schemas-microsoft-com:vml" xmlns:wp14="http://schemas.microsoft.com/office/word/2010/wordprocessingDrawing" xmlns:wp="http://schemas.openxmlformats.org/drawingml/2006/wordprocessingDrawing" xmlns:w10="urn:schemas-microsoft-com:office:word" xmlns:w="http://schemas.openxmlformats.org/wordprocessingml/2006/main" xmlns:w14="http://schemas.microsoft.com/office/word/2010/wordml" xmlns:w15="http://schemas.microsoft.com/office/word/2012/wordml" xmlns:w16cex="http://schemas.microsoft.com/office/word/2018/wordml/cex" xmlns:w16cid="http://schemas.microsoft.com/office/word/2016/wordml/cid" xmlns:w16="http://schemas.microsoft.com/office/word/2018/wordml" xmlns:w16du="http://schemas.microsoft.com/office/word/2023/wordml/word16du" xmlns:w16sdtdh="http://schemas.microsoft.com/office/word/2020/wordml/sdtdatahash" xmlns:w16sdtfl="http://schemas.microsoft.com/office/word/2024/wordml/sdtformatlock" xmlns:w16se="http://schemas.microsoft.com/office/word/2015/wordml/symex" xmlns:wpg="http://schemas.microsoft.com/office/word/2010/wordprocessingGroup" xmlns:wpi="http://schemas.microsoft.com/office/word/2010/wordprocessingInk" xmlns:wne="http://schemas.microsoft.com/office/word/2006/wordml" xmlns:wps="http://schemas.microsoft.com/office/word/2010/wordprocessingShape" mc:Ignorable="w14 w15 w16se w16cid w16 w16cex w16sdtdh w16sdtfl w16du wp14">
+  <w:sdt>
+    <w:sdtPr>
+      <w:id w:val="-592167269"/>
+      <w:docPartObj>
+        <w:docPartGallery w:val="Page Numbers (Bottom of Page)"/>
+        <w:docPartUnique/>
+      </w:docPartObj>
+    </w:sdtPr>
+    <w:sdtContent>
+      <w:p>
+        <w:pPr>
+          <w:pStyle w:val="Footer"/>
+        </w:pPr>
+      </w:p>
+      <w:p>
+        <w:pPr>
+          <w:pStyle w:val="Footer"/>
+          <w:jc w:val="right"/>
+        </w:pPr>
+        <w:r>
+          <w:fldChar w:fldCharType="begin"/>
+        </w:r>
+        <w:r>
+          <w:instrText>PAGE   \* MERGEFORMAT</w:instrText>
+        </w:r>
+        <w:r>
+          <w:fldChar w:fldCharType="separate"/>
+        </w:r>
+        <w:r>
+          <w:t>2</w:t>
+        </w:r>
+        <w:r>
+          <w:fldChar w:fldCharType="end"/>
+        </w:r>
+      </w:p>
+    </w:sdtContent>
+  </w:sdt>
+  <w:p>
+    <w:pPr>
+      <w:pStyle w:val="Footer"/>
+    </w:pPr>
+  </w:p>
+</w:ftr>
+</file>
+
+<file path=word/footer2.xml><?xml version="1.0" encoding="utf-8"?>
+<w:ftr xmlns:wpc="http://schemas.microsoft.com/office/word/2010/wordprocessingCanvas" xmlns:cx="http://schemas.microsoft.com/office/drawing/2014/chartex" xmlns:cx1="http://schemas.microsoft.com/office/drawing/2015/9/8/chartex" xmlns:cx2="http://schemas.microsoft.com/office/drawing/2015/10/21/chartex" xmlns:cx3="http://schemas.microsoft.com/office/drawing/2016/5/9/chartex" xmlns:cx4="http://schemas.microsoft.com/office/drawing/2016/5/10/chartex" xmlns:cx5="http://schemas.microsoft.com/office/drawing/2016/5/11/chartex" xmlns:cx6="http://schemas.microsoft.com/office/drawing/2016/5/12/chartex" xmlns:cx7="http://schemas.microsoft.com/office/drawing/2016/5/13/chartex" xmlns:cx8="http://schemas.microsoft.com/office/drawing/2016/5/14/chartex" xmlns:mc="http://schemas.openxmlformats.org/markup-compatibility/2006" xmlns:aink="http://schemas.microsoft.com/office/drawing/2016/ink" xmlns:am3d="http://schemas.microsoft.com/office/drawing/2017/model3d" xmlns:o="urn:schemas-microsoft-com:office:office" xmlns:oel="http://schemas.microsoft.com/office/2019/extlst" xmlns:r="http://schemas.openxmlformats.org/officeDocument/2006/relationships" xmlns:m="http://schemas.openxmlformats.org/officeDocument/2006/math" xmlns:v="urn:schemas-microsoft-com:vml" xmlns:wp14="http://schemas.microsoft.com/office/word/2010/wordprocessingDrawing" xmlns:wp="http://schemas.openxmlformats.org/drawingml/2006/wordprocessingDrawing" xmlns:w10="urn:schemas-microsoft-com:office:word" xmlns:w="http://schemas.openxmlformats.org/wordprocessingml/2006/main" xmlns:w14="http://schemas.microsoft.com/office/word/2010/wordml" xmlns:w15="http://schemas.microsoft.com/office/word/2012/wordml" xmlns:w16cex="http://schemas.microsoft.com/office/word/2018/wordml/cex" xmlns:w16cid="http://schemas.microsoft.com/office/word/2016/wordml/cid" xmlns:w16="http://schemas.microsoft.com/office/word/2018/wordml" xmlns:w16du="http://schemas.microsoft.com/office/word/2023/wordml/word16du" xmlns:w16sdtdh="http://schemas.microsoft.com/office/word/2020/wordml/sdtdatahash" xmlns:w16sdtfl="http://schemas.microsoft.com/office/word/2024/wordml/sdtformatlock" xmlns:w16se="http://schemas.microsoft.com/office/word/2015/wordml/symex" xmlns:wpg="http://schemas.microsoft.com/office/word/2010/wordprocessingGroup" xmlns:wpi="http://schemas.microsoft.com/office/word/2010/wordprocessingInk" xmlns:wne="http://schemas.microsoft.com/office/word/2006/wordml" xmlns:wps="http://schemas.microsoft.com/office/word/2010/wordprocessingShape" mc:Ignorable="w14 w15 w16se w16cid w16 w16cex w16sdtdh w16sdtfl w16du wp14">
+  <w:tbl>
+    <w:tblPr>
+      <w:tblStyle w:val="Style1"/>
+      <w:tblW w:w="0" w:type="auto"/>
+      <w:tblLook w:val="04A0" w:firstRow="1" w:lastRow="0" w:firstColumn="1" w:lastColumn="0" w:noHBand="0" w:noVBand="1"/>
+    </w:tblPr>
+    <w:tblGrid>
+      <w:gridCol w:w="3288"/>
+      <w:gridCol w:w="1981"/>
+      <w:gridCol w:w="2186"/>
+    </w:tblGrid>
+    <w:tr>
+      <w:trPr>
+        <w:trHeight w:val="737"/>
+      </w:trPr>
+      <w:tc>
+        <w:tcPr>
+          <w:tcW w:w="3288" w:type="dxa"/>
+          <w:vAlign w:val="center"/>
+        </w:tcPr>
+        <w:p>
+          <w:pPr>
+            <w:pStyle w:val="Footer"/>
+          </w:pPr>
+        </w:p>
+      </w:tc>
+      <w:tc>
+        <w:tcPr>
+          <w:tcW w:w="1981" w:type="dxa"/>
+          <w:vAlign w:val="center"/>
+        </w:tcPr>
+        <w:p>
+          <w:pPr>
+            <w:pStyle w:val="Footer"/>
+          </w:pPr>
+        </w:p>
+      </w:tc>
+      <w:tc>
+        <w:tcPr>
+          <w:tcW w:w="2186" w:type="dxa"/>
+          <w:vAlign w:val="center"/>
+        </w:tcPr>
+        <w:p>
+          <w:pPr>
+            <w:pStyle w:val="Footer"/>
+            <w:rPr>
+              <w:lang w:val="lt-LT"/>
+            </w:rPr>
+          </w:pPr>
+        </w:p>
+      </w:tc>
+    </w:tr>
+  </w:tbl>
+  <w:p>
+    <w:pPr>
+      <w:pStyle w:val="Footer"/>
+      <w:rPr>
+        <w:lang w:val="lt-LT"/>
+      </w:rPr>
+    </w:pPr>
+  </w:p>
+</w:ftr>
+</file>
+
 <file path=word/footnotes.xml><?xml version="1.0" encoding="utf-8"?>
 <w:footnotes xmlns:wpc="http://schemas.microsoft.com/office/word/2010/wordprocessingCanvas" xmlns:cx="http://schemas.microsoft.com/office/drawing/2014/chartex" xmlns:cx1="http://schemas.microsoft.com/office/drawing/2015/9/8/chartex" xmlns:cx2="http://schemas.microsoft.com/office/drawing/2015/10/21/chartex" xmlns:cx3="http://schemas.microsoft.com/office/drawing/2016/5/9/chartex" xmlns:cx4="http://schemas.microsoft.com/office/drawing/2016/5/10/chartex" xmlns:cx5="http://schemas.microsoft.com/office/drawing/2016/5/11/chartex" xmlns:cx6="http://schemas.microsoft.com/office/drawing/2016/5/12/chartex" xmlns:cx7="http://schemas.microsoft.com/office/drawing/2016/5/13/chartex" xmlns:cx8="http://schemas.microsoft.com/office/drawing/2016/5/14/chartex" xmlns:mc="http://schemas.openxmlformats.org/markup-compatibility/2006" xmlns:aink="http://schemas.microsoft.com/office/drawing/2016/ink" xmlns:am3d="http://schemas.microsoft.com/office/drawing/2017/model3d" xmlns:o="urn:schemas-microsoft-com:office:office" xmlns:oel="http://schemas.microsoft.com/office/2019/extlst" xmlns:r="http://schemas.openxmlformats.org/officeDocument/2006/relationships" xmlns:m="http://schemas.openxmlformats.org/officeDocument/2006/math" xmlns:v="urn:schemas-microsoft-com:vml" xmlns:wp14="http://schemas.microsoft.com/office/word/2010/wordprocessingDrawing" xmlns:wp="http://schemas.openxmlformats.org/drawingml/2006/wordprocessingDrawing" xmlns:w10="urn:schemas-microsoft-com:office:word" xmlns:w="http://schemas.openxmlformats.org/wordprocessingml/2006/main" xmlns:w14="http://schemas.microsoft.com/office/word/2010/wordml" xmlns:w15="http://schemas.microsoft.com/office/word/2012/wordml" xmlns:w16cex="http://schemas.microsoft.com/office/word/2018/wordml/cex" xmlns:w16cid="http://schemas.microsoft.com/office/word/2016/wordml/cid" xmlns:w16="http://schemas.microsoft.com/office/word/2018/wordml" xmlns:w16du="http://schemas.microsoft.com/office/word/2023/wordml/word16du" xmlns:w16sdtdh="http://schemas.microsoft.com/office/word/2020/wordml/sdtdatahash" xmlns:w16sdtfl="http://schemas.microsoft.com/office/word/2024/wordml/sdtformatlock" xmlns:w16se="http://schemas.microsoft.com/office/word/2015/wordml/symex" xmlns:wpg="http://schemas.microsoft.com/office/word/2010/wordprocessingGroup" xmlns:wpi="http://schemas.microsoft.com/office/word/2010/wordprocessingInk" xmlns:wne="http://schemas.microsoft.com/office/word/2006/wordml" xmlns:wps="http://schemas.microsoft.com/office/word/2010/wordprocessingShape" mc:Ignorable="w14 w15 w16se w16cid w16 w16cex w16sdtdh w16sdtfl w16du wp14">
   <w:footnote w:type="separator" w:id="-1">
@@ -2234,6 +2333,118 @@
     </w:p>
   </w:footnote>
 </w:footnotes>
+</file>
+
+<file path=word/header1.xml><?xml version="1.0" encoding="utf-8"?>
+<w:hdr xmlns:wpc="http://schemas.microsoft.com/office/word/2010/wordprocessingCanvas" xmlns:cx="http://schemas.microsoft.com/office/drawing/2014/chartex" xmlns:cx1="http://schemas.microsoft.com/office/drawing/2015/9/8/chartex" xmlns:cx2="http://schemas.microsoft.com/office/drawing/2015/10/21/chartex" xmlns:cx3="http://schemas.microsoft.com/office/drawing/2016/5/9/chartex" xmlns:cx4="http://schemas.microsoft.com/office/drawing/2016/5/10/chartex" xmlns:cx5="http://schemas.microsoft.com/office/drawing/2016/5/11/chartex" xmlns:cx6="http://schemas.microsoft.com/office/drawing/2016/5/12/chartex" xmlns:cx7="http://schemas.microsoft.com/office/drawing/2016/5/13/chartex" xmlns:cx8="http://schemas.microsoft.com/office/drawing/2016/5/14/chartex" xmlns:mc="http://schemas.openxmlformats.org/markup-compatibility/2006" xmlns:aink="http://schemas.microsoft.com/office/drawing/2016/ink" xmlns:am3d="http://schemas.microsoft.com/office/drawing/2017/model3d" xmlns:o="urn:schemas-microsoft-com:office:office" xmlns:oel="http://schemas.microsoft.com/office/2019/extlst" xmlns:r="http://schemas.openxmlformats.org/officeDocument/2006/relationships" xmlns:m="http://schemas.openxmlformats.org/officeDocument/2006/math" xmlns:v="urn:schemas-microsoft-com:vml" xmlns:wp14="http://schemas.microsoft.com/office/word/2010/wordprocessingDrawing" xmlns:wp="http://schemas.openxmlformats.org/drawingml/2006/wordprocessingDrawing" xmlns:w10="urn:schemas-microsoft-com:office:word" xmlns:w="http://schemas.openxmlformats.org/wordprocessingml/2006/main" xmlns:w14="http://schemas.microsoft.com/office/word/2010/wordml" xmlns:w15="http://schemas.microsoft.com/office/word/2012/wordml" xmlns:w16cex="http://schemas.microsoft.com/office/word/2018/wordml/cex" xmlns:w16cid="http://schemas.microsoft.com/office/word/2016/wordml/cid" xmlns:w16="http://schemas.microsoft.com/office/word/2018/wordml" xmlns:w16du="http://schemas.microsoft.com/office/word/2023/wordml/word16du" xmlns:w16sdtdh="http://schemas.microsoft.com/office/word/2020/wordml/sdtdatahash" xmlns:w16sdtfl="http://schemas.microsoft.com/office/word/2024/wordml/sdtformatlock" xmlns:w16se="http://schemas.microsoft.com/office/word/2015/wordml/symex" xmlns:wpg="http://schemas.microsoft.com/office/word/2010/wordprocessingGroup" xmlns:wpi="http://schemas.microsoft.com/office/word/2010/wordprocessingInk" xmlns:wne="http://schemas.microsoft.com/office/word/2006/wordml" xmlns:wps="http://schemas.microsoft.com/office/word/2010/wordprocessingShape" mc:Ignorable="w14 w15 w16se w16cid w16 w16cex w16sdtdh w16sdtfl w16du wp14">
+  <w:p>
+    <w:pPr>
+      <w:pStyle w:val="Header"/>
+    </w:pPr>
+    <w:r>
+      <w:rPr>
+        <w:noProof/>
+      </w:rPr>
+      <w:drawing>
+        <wp:inline distT="0" distB="0" distL="0" distR="0" wp14:anchorId="68A6504F" wp14:editId="4F63C6D5">
+          <wp:extent cx="1080000" cy="397639"/>
+          <wp:effectExtent l="0" t="0" r="0" b="0"/>
+          <wp:docPr id="507990092" name="Graphic 70"/>
+          <wp:cNvGraphicFramePr>
+            <a:graphicFrameLocks xmlns:a="http://schemas.openxmlformats.org/drawingml/2006/main" noChangeAspect="1"/>
+          </wp:cNvGraphicFramePr>
+          <a:graphic xmlns:a="http://schemas.openxmlformats.org/drawingml/2006/main">
+            <a:graphicData uri="http://schemas.openxmlformats.org/drawingml/2006/picture">
+              <pic:pic xmlns:pic="http://schemas.openxmlformats.org/drawingml/2006/picture">
+                <pic:nvPicPr>
+                  <pic:cNvPr id="964352042" name="Graphic 70"/>
+                  <pic:cNvPicPr/>
+                </pic:nvPicPr>
+                <pic:blipFill>
+                  <a:blip r:embed="rId1">
+                    <a:extLst>
+                      <a:ext uri="{96DAC541-7B7A-43D3-8B79-37D633B846F1}">
+                        <asvg:svgBlip xmlns:asvg="http://schemas.microsoft.com/office/drawing/2016/SVG/main" r:embed="rId2"/>
+                      </a:ext>
+                    </a:extLst>
+                  </a:blip>
+                  <a:stretch>
+                    <a:fillRect/>
+                  </a:stretch>
+                </pic:blipFill>
+                <pic:spPr>
+                  <a:xfrm>
+                    <a:off x="0" y="0"/>
+                    <a:ext cx="1080000" cy="397639"/>
+                  </a:xfrm>
+                  <a:prstGeom prst="rect">
+                    <a:avLst/>
+                  </a:prstGeom>
+                </pic:spPr>
+              </pic:pic>
+            </a:graphicData>
+          </a:graphic>
+        </wp:inline>
+      </w:drawing>
+    </w:r>
+  </w:p>
+</w:hdr>
+</file>
+
+<file path=word/header2.xml><?xml version="1.0" encoding="utf-8"?>
+<w:hdr xmlns:wpc="http://schemas.microsoft.com/office/word/2010/wordprocessingCanvas" xmlns:cx="http://schemas.microsoft.com/office/drawing/2014/chartex" xmlns:cx1="http://schemas.microsoft.com/office/drawing/2015/9/8/chartex" xmlns:cx2="http://schemas.microsoft.com/office/drawing/2015/10/21/chartex" xmlns:cx3="http://schemas.microsoft.com/office/drawing/2016/5/9/chartex" xmlns:cx4="http://schemas.microsoft.com/office/drawing/2016/5/10/chartex" xmlns:cx5="http://schemas.microsoft.com/office/drawing/2016/5/11/chartex" xmlns:cx6="http://schemas.microsoft.com/office/drawing/2016/5/12/chartex" xmlns:cx7="http://schemas.microsoft.com/office/drawing/2016/5/13/chartex" xmlns:cx8="http://schemas.microsoft.com/office/drawing/2016/5/14/chartex" xmlns:mc="http://schemas.openxmlformats.org/markup-compatibility/2006" xmlns:aink="http://schemas.microsoft.com/office/drawing/2016/ink" xmlns:am3d="http://schemas.microsoft.com/office/drawing/2017/model3d" xmlns:o="urn:schemas-microsoft-com:office:office" xmlns:oel="http://schemas.microsoft.com/office/2019/extlst" xmlns:r="http://schemas.openxmlformats.org/officeDocument/2006/relationships" xmlns:m="http://schemas.openxmlformats.org/officeDocument/2006/math" xmlns:v="urn:schemas-microsoft-com:vml" xmlns:wp14="http://schemas.microsoft.com/office/word/2010/wordprocessingDrawing" xmlns:wp="http://schemas.openxmlformats.org/drawingml/2006/wordprocessingDrawing" xmlns:w10="urn:schemas-microsoft-com:office:word" xmlns:w="http://schemas.openxmlformats.org/wordprocessingml/2006/main" xmlns:w14="http://schemas.microsoft.com/office/word/2010/wordml" xmlns:w15="http://schemas.microsoft.com/office/word/2012/wordml" xmlns:w16cex="http://schemas.microsoft.com/office/word/2018/wordml/cex" xmlns:w16cid="http://schemas.microsoft.com/office/word/2016/wordml/cid" xmlns:w16="http://schemas.microsoft.com/office/word/2018/wordml" xmlns:w16du="http://schemas.microsoft.com/office/word/2023/wordml/word16du" xmlns:w16sdtdh="http://schemas.microsoft.com/office/word/2020/wordml/sdtdatahash" xmlns:w16sdtfl="http://schemas.microsoft.com/office/word/2024/wordml/sdtformatlock" xmlns:w16se="http://schemas.microsoft.com/office/word/2015/wordml/symex" xmlns:wpg="http://schemas.microsoft.com/office/word/2010/wordprocessingGroup" xmlns:wpi="http://schemas.microsoft.com/office/word/2010/wordprocessingInk" xmlns:wne="http://schemas.microsoft.com/office/word/2006/wordml" xmlns:wps="http://schemas.microsoft.com/office/word/2010/wordprocessingShape" mc:Ignorable="w14 w15 w16se w16cid w16 w16cex w16sdtdh w16sdtfl w16du wp14">
+  <w:p>
+    <w:pPr>
+      <w:pStyle w:val="Header"/>
+    </w:pPr>
+    <w:r>
+      <w:rPr>
+        <w:noProof/>
+      </w:rPr>
+      <w:drawing>
+        <wp:inline distT="0" distB="0" distL="0" distR="0" wp14:anchorId="536DDAD5" wp14:editId="74B543E3">
+          <wp:extent cx="1080000" cy="397639"/>
+          <wp:effectExtent l="0" t="0" r="0" b="0"/>
+          <wp:docPr id="964352042" name="Graphic 70"/>
+          <wp:cNvGraphicFramePr>
+            <a:graphicFrameLocks xmlns:a="http://schemas.openxmlformats.org/drawingml/2006/main" noChangeAspect="1"/>
+          </wp:cNvGraphicFramePr>
+          <a:graphic xmlns:a="http://schemas.openxmlformats.org/drawingml/2006/main">
+            <a:graphicData uri="http://schemas.openxmlformats.org/drawingml/2006/picture">
+              <pic:pic xmlns:pic="http://schemas.openxmlformats.org/drawingml/2006/picture">
+                <pic:nvPicPr>
+                  <pic:cNvPr id="964352042" name="Graphic 70"/>
+                  <pic:cNvPicPr/>
+                </pic:nvPicPr>
+                <pic:blipFill>
+                  <a:blip r:embed="rId1">
+                    <a:extLst>
+                      <a:ext uri="{96DAC541-7B7A-43D3-8B79-37D633B846F1}">
+                        <asvg:svgBlip xmlns:asvg="http://schemas.microsoft.com/office/drawing/2016/SVG/main" r:embed="rId2"/>
+                      </a:ext>
+                    </a:extLst>
+                  </a:blip>
+                  <a:stretch>
+                    <a:fillRect/>
+                  </a:stretch>
+                </pic:blipFill>
+                <pic:spPr>
+                  <a:xfrm>
+                    <a:off x="0" y="0"/>
+                    <a:ext cx="1080000" cy="397639"/>
+                  </a:xfrm>
+                  <a:prstGeom prst="rect">
+                    <a:avLst/>
+                  </a:prstGeom>
+                </pic:spPr>
+              </pic:pic>
+            </a:graphicData>
+          </a:graphic>
+        </wp:inline>
+      </w:drawing>
+    </w:r>
+  </w:p>
+</w:hdr>
 </file>
 
 <file path=word/numbering.xml><?xml version="1.0" encoding="utf-8"?>
@@ -10554,7 +10765,7 @@
 </file>
 
 <file path=customXml/itemProps1.xml><?xml version="1.0" encoding="utf-8"?>
-<ds:datastoreItem xmlns:ds="http://schemas.openxmlformats.org/officeDocument/2006/customXml" ds:itemID="{F1EE1D84-5E81-403C-84FC-35F43ACA8D09}">
+<ds:datastoreItem xmlns:ds="http://schemas.openxmlformats.org/officeDocument/2006/customXml" ds:itemID="{E971633B-748B-4484-9A25-64EC8143BC66}">
   <ds:schemaRefs>
     <ds:schemaRef ds:uri="http://schemas.openxmlformats.org/officeDocument/2006/bibliography"/>
   </ds:schemaRefs>

--- a/PP-salygos/templates/PRIEDAI_LT_KONFIDENCIALUMAS.docx
+++ b/PP-salygos/templates/PRIEDAI_LT_KONFIDENCIALUMAS.docx
@@ -2276,7 +2276,7 @@
             <w:szCs w:val="16"/>
             <w:lang w:val="lt-LT"/>
           </w:rPr>
-          <w:t>https://www.litgrid.eu/index.php/apie-litgrid/asmens-duomenu-apsauga/3936</w:t>
+          <w:t>https://www.litgrid.eu/privatumo-pranesimas</w:t>
         </w:r>
       </w:hyperlink>
       <w:r>

--- a/PP-salygos/templates/PRIEDAI_LT_KONFIDENCIALUMAS.docx
+++ b/PP-salygos/templates/PRIEDAI_LT_KONFIDENCIALUMAS.docx
@@ -1866,7 +1866,7 @@
           <w:szCs w:val="20"/>
           <w:lang w:val="lt-LT" w:eastAsia="ru-RU"/>
         </w:rPr>
-        <w:t>. Tuo atveju, jeigu nėra galimybės Įsipareigojimo pasirašyti kvalifikuotu elektroniniu parašu,  Įsipareigojimas sudaromas dviem vienodą teisinę galią turinčiais egzemplioriais. Vienas Įsipareigojimo egzempliorius pateikiamas Bendrovei, kitas lieka Informacijos gavėjui.</w:t>
+        <w:t>. Tuo atveju, jeigu nėra galimybės Įsipareigojimo pasirašyti kvalifikuotu elektroniniu parašu, Įsipareigojimas sudaromas dviem vienodą teisinę galią turinčiais egzemplioriais. Vienas Įsipareigojimo egzempliorius pateikiamas Bendrovei, kitas lieka Informacijos gavėjui.</w:t>
       </w:r>
     </w:p>
     <w:p>
@@ -2328,7 +2328,7 @@
           <w:szCs w:val="16"/>
           <w:lang w:val="lt-LT"/>
         </w:rPr>
-        <w:t>Įmonių grupė suprantama kaip Informacijos gavėjo kontroliuojama įmonių grupė, kurią sudaro Informacijos gavėjas ir Informacijos gavėjo tiesiogiai ir netiesiogiai kontroliuojamos dukterinės bendrovės (juridiniai asmenys), kuriose Informacijos gavėjas turi ne mažiau kaip 1/2 dukterinės bendrovės (juridinio asmens) akcijų (dalių, pajų) arba, jeigu Informacijos gavėjas veikia įmonių grupėje, kurioje jo patronuojanti bendrovė turi ne mažiau kaip 1/2 Informacijos gavėjo akcijų (dalių, pajų), įskaitant (jeigu yra) kitas Informacijos gavėjo patronuojančios bendrovės dukterines bendroves (juridinius asmenis), kuriuose patronuojančioji bendrovė turi ne mažiau kaip 1/2  akcijų (dalių, pajų).</w:t>
+        <w:t>Įmonių grupė suprantama kaip Informacijos gavėjo kontroliuojama įmonių grupė, kurią sudaro Informacijos gavėjas ir Informacijos gavėjo tiesiogiai ir netiesiogiai kontroliuojamos dukterinės bendrovės (juridiniai asmenys), kuriose Informacijos gavėjas turi ne mažiau kaip 1/2 dukterinės bendrovės (juridinio asmens) akcijų (dalių, pajų) arba, jeigu Informacijos gavėjas veikia įmonių grupėje, kurioje jo patronuojanti bendrovė turi ne mažiau kaip 1/2 Informacijos gavėjo akcijų (dalių, pajų), įskaitant (jeigu yra) kitas Informacijos gavėjo patronuojančios bendrovės dukterines bendroves (juridinius asmenis), kuriuose patronuojančioji bendrovė turi ne mažiau kaip 1/2 akcijų (dalių, pajų).</w:t>
       </w:r>
     </w:p>
   </w:footnote>
